--- a/materialien/Werkzeuge/Warm-up-Karten/KR_W4_Warmup.docx
+++ b/materialien/Werkzeuge/Warm-up-Karten/KR_W4_Warmup.docx
@@ -159,7 +159,7 @@
               <w:rPr>
                 <w:rFonts w:ascii="Georgia" w:hAnsi="Georgia" w:cs="Georgia" w:eastAsia="Georgia"/>
                 <w:b/>
-                <w:color w:val="1E7B4F"/>
+                <w:color w:val="14213D"/>
                 <w:sz w:val="34"/>
               </w:rPr>
               <w:t>Das Schlüsselproblem</w:t>

--- a/materialien/Werkzeuge/Warm-up-Karten/KR_W4_Warmup.docx
+++ b/materialien/Werkzeuge/Warm-up-Karten/KR_W4_Warmup.docx
@@ -263,7 +263,7 @@
                 <w:color w:val="1E7B4F"/>
                 <w:sz w:val="24"/>
               </w:rPr>
-              <w:t>Sechs am Tisch</w:t>
+              <w:t>Vierzehn am Tisch</w:t>
             </w:r>
           </w:p>
           <w:p>
@@ -278,7 +278,7 @@
                 <w:color w:val="1B1B1F"/>
                 <w:sz w:val="22"/>
               </w:rPr>
-              <w:t xml:space="preserve">Sechs Personen kommunizieren paarweise vertraulich. Wie viele Schlüssel braucht man </w:t>
+              <w:t xml:space="preserve">Vierzehn Personen kommunizieren paarweise vertraulich. Wie viele Schlüssel braucht man </w:t>
             </w:r>
             <w:r>
               <w:rPr>
@@ -432,7 +432,7 @@
                       <w:spacing w:val="40"/>
                       <w:sz w:val="24"/>
                     </w:rPr>
-                    <w:t>1011 0110</w:t>
+                    <w:t>1110 0010</w:t>
                   </w:r>
                 </w:p>
               </w:tc>
@@ -487,7 +487,7 @@
                       <w:spacing w:val="40"/>
                       <w:sz w:val="24"/>
                     </w:rPr>
-                    <w:t>0110 0011</w:t>
+                    <w:t>0100 1011</w:t>
                   </w:r>
                 </w:p>
               </w:tc>
@@ -873,7 +873,7 @@
                 <w:color w:val="1B1B1F"/>
                 <w:sz w:val="22"/>
               </w:rPr>
-              <w:t>3</w:t>
+              <w:t>2</w:t>
             </w:r>
             <w:r>
               <w:rPr>
@@ -884,7 +884,7 @@
                 <w:sz w:val="22"/>
                 <w:vertAlign w:val="superscript"/>
               </w:rPr>
-              <w:t>4</w:t>
+              <w:t>5</w:t>
             </w:r>
             <w:r>
               <w:rPr>
@@ -894,7 +894,7 @@
                 <w:color w:val="1B1B1F"/>
                 <w:sz w:val="22"/>
               </w:rPr>
-              <w:t xml:space="preserve"> mod 7</w:t>
+              <w:t xml:space="preserve"> mod 9</w:t>
             </w:r>
             <w:r>
               <w:rPr>
@@ -972,7 +972,7 @@
                 <w:color w:val="1B1B1F"/>
                 <w:sz w:val="22"/>
               </w:rPr>
-              <w:t>p = 7, g = 3, a = 2, b = 4. Bestimme A, B und K.</w:t>
+              <w:t>p = 31, g = 3, a = 2, b = 3. Bestimme A, B und K.</w:t>
             </w:r>
           </w:p>
         </w:tc>
@@ -1304,7 +1304,7 @@
                 <w:color w:val="1B1B1F"/>
                 <w:sz w:val="22"/>
               </w:rPr>
-              <w:t>3 modulo 26</w:t>
+              <w:t>3 modulo 20</w:t>
             </w:r>
             <w:r>
               <w:rPr>
@@ -1587,7 +1587,7 @@
                 <w:color w:val="1B1B1F"/>
                 <w:sz w:val="22"/>
               </w:rPr>
-              <w:t xml:space="preserve">„Zehn Teilnehmende brauchen symmetrisch 90 und asymmetrisch 10 Schlüssel.“ Finde </w:t>
+              <w:t xml:space="preserve">„22 Teilnehmende brauchen symmetrisch 462 und asymmetrisch 22 Schlüssel.“ Finde </w:t>
             </w:r>
             <w:r>
               <w:rPr>
